--- a/06-学生侧材料/讲义/有机化学/杂环糖氨基酸.docx
+++ b/06-学生侧材料/讲义/有机化学/杂环糖氨基酸.docx
@@ -3,6 +3,155 @@
 <w:document xmlns:w="http://schemas.openxmlformats.org/wordprocessingml/2006/main" xmlns:m="http://schemas.openxmlformats.org/officeDocument/2006/math" xmlns:r="http://schemas.openxmlformats.org/officeDocument/2006/relationships" xmlns:o="urn:schemas-microsoft-com:office:office" xmlns:v="urn:schemas-microsoft-com:vml" xmlns:w10="urn:schemas-microsoft-com:office:word" xmlns:a="http://schemas.openxmlformats.org/drawingml/2006/main" xmlns:pic="http://schemas.openxmlformats.org/drawingml/2006/picture" xmlns:wp="http://schemas.openxmlformats.org/drawingml/2006/wordprocessingDrawing">
   <w:body>
     <w:bookmarkStart w:id="41" w:name="第七讲杂环糖氨基酸与波谱初步"/>
+    <w:p>
+      <w:pPr>
+        <w:spacing w:after="1800" w:before="1200" w:line="276" w:lineRule="auto"/>
+        <w:jc w:val="center"/>
+      </w:pPr>
+    </w:p>
+    <w:p>
+      <w:pPr>
+        <w:spacing w:after="320" w:before="0" w:line="276" w:lineRule="auto"/>
+        <w:jc w:val="center"/>
+      </w:pPr>
+      <w:r>
+        <w:rPr>
+          <w:rFonts w:ascii="Times New Roman" w:hAnsi="Times New Roman" w:eastAsia="SimHei" w:cs="Times New Roman"/>
+          <w:b/>
+          <w:color w:val="17324D"/>
+          <w:sz w:val="64"/>
+        </w:rPr>
+        <w:t>化学竞赛习题册</w:t>
+      </w:r>
+    </w:p>
+    <w:p>
+      <w:pPr>
+        <w:spacing w:after="120" w:before="0" w:line="276" w:lineRule="auto"/>
+        <w:jc w:val="center"/>
+      </w:pPr>
+      <w:r>
+        <w:rPr>
+          <w:rFonts w:ascii="Times New Roman" w:hAnsi="Times New Roman" w:eastAsia="SimHei" w:cs="Times New Roman"/>
+          <w:b w:val="0"/>
+          <w:color w:val="5B6975"/>
+          <w:sz w:val="32"/>
+        </w:rPr>
+        <w:t>有机化学</w:t>
+      </w:r>
+    </w:p>
+    <w:p>
+      <w:pPr>
+        <w:spacing w:after="600" w:before="0" w:line="276" w:lineRule="auto"/>
+        <w:jc w:val="center"/>
+      </w:pPr>
+      <w:r>
+        <w:rPr>
+          <w:rFonts w:ascii="Times New Roman" w:hAnsi="Times New Roman" w:eastAsia="SimHei" w:cs="Times New Roman"/>
+          <w:b/>
+          <w:color w:val="17324D"/>
+          <w:sz w:val="44"/>
+        </w:rPr>
+        <w:t>第七讲</w:t>
+      </w:r>
+      <w:r>
+        <w:rPr>
+          <w:rFonts w:ascii="Times New Roman" w:hAnsi="Times New Roman" w:eastAsia="Times New Roman" w:cs="Times New Roman"/>
+          <w:b/>
+          <w:color w:val="17324D"/>
+          <w:sz w:val="44"/>
+        </w:rPr>
+        <w:t>：</w:t>
+      </w:r>
+      <w:r>
+        <w:rPr>
+          <w:rFonts w:ascii="Times New Roman" w:hAnsi="Times New Roman" w:eastAsia="SimHei" w:cs="Times New Roman"/>
+          <w:b/>
+          <w:color w:val="17324D"/>
+          <w:sz w:val="44"/>
+        </w:rPr>
+        <w:t>杂环</w:t>
+      </w:r>
+      <w:r>
+        <w:rPr>
+          <w:rFonts w:ascii="Times New Roman" w:hAnsi="Times New Roman" w:eastAsia="Times New Roman" w:cs="Times New Roman"/>
+          <w:b/>
+          <w:color w:val="17324D"/>
+          <w:sz w:val="44"/>
+        </w:rPr>
+        <w:t>·</w:t>
+      </w:r>
+      <w:r>
+        <w:rPr>
+          <w:rFonts w:ascii="Times New Roman" w:hAnsi="Times New Roman" w:eastAsia="SimHei" w:cs="Times New Roman"/>
+          <w:b/>
+          <w:color w:val="17324D"/>
+          <w:sz w:val="44"/>
+        </w:rPr>
+        <w:t>糖</w:t>
+      </w:r>
+      <w:r>
+        <w:rPr>
+          <w:rFonts w:ascii="Times New Roman" w:hAnsi="Times New Roman" w:eastAsia="Times New Roman" w:cs="Times New Roman"/>
+          <w:b/>
+          <w:color w:val="17324D"/>
+          <w:sz w:val="44"/>
+        </w:rPr>
+        <w:t>·</w:t>
+      </w:r>
+      <w:r>
+        <w:rPr>
+          <w:rFonts w:ascii="Times New Roman" w:hAnsi="Times New Roman" w:eastAsia="SimHei" w:cs="Times New Roman"/>
+          <w:b/>
+          <w:color w:val="17324D"/>
+          <w:sz w:val="44"/>
+        </w:rPr>
+        <w:t>氨基酸与波谱初步</w:t>
+      </w:r>
+    </w:p>
+    <w:p>
+      <w:pPr>
+        <w:spacing w:after="600" w:before="120" w:line="276" w:lineRule="auto"/>
+        <w:jc w:val="center"/>
+        <w:pBdr>
+          <w:bottom w:val="single" w:sz="8" w:space="4" w:color="4A6577"/>
+        </w:pBdr>
+      </w:pPr>
+    </w:p>
+    <w:p>
+      <w:pPr>
+        <w:spacing w:after="160" w:before="0" w:line="276" w:lineRule="auto"/>
+        <w:jc w:val="center"/>
+      </w:pPr>
+      <w:r>
+        <w:rPr>
+          <w:rFonts w:ascii="Times New Roman" w:hAnsi="Times New Roman" w:eastAsia="FangSong" w:cs="Times New Roman"/>
+          <w:b w:val="0"/>
+          <w:color w:val="5B6975"/>
+          <w:sz w:val="24"/>
+        </w:rPr>
+        <w:t>日期</w:t>
+      </w:r>
+      <w:r>
+        <w:rPr>
+          <w:rFonts w:ascii="Times New Roman" w:hAnsi="Times New Roman" w:eastAsia="Times New Roman" w:cs="Times New Roman"/>
+          <w:b w:val="0"/>
+          <w:color w:val="5B6975"/>
+          <w:sz w:val="24"/>
+        </w:rPr>
+        <w:t>：2026-09-10</w:t>
+      </w:r>
+    </w:p>
+    <w:p>
+      <w:pPr>
+        <w:jc w:val="center"/>
+      </w:pPr>
+      <w:r>
+        <w:rPr>
+          <w:rFonts w:ascii="Times New Roman" w:hAnsi="Times New Roman" w:eastAsia="Times New Roman" w:cs="Times New Roman"/>
+        </w:rPr>
+        <w:br w:type="page"/>
+      </w:r>
+    </w:p>
     <w:p>
       <w:pPr>
         <w:pStyle w:val="Heading1"/>

--- a/06-学生侧材料/讲义/有机化学/杂环糖氨基酸.docx
+++ b/06-学生侧材料/讲义/有机化学/杂环糖氨基酸.docx
@@ -3,155 +3,6 @@
 <w:document xmlns:w="http://schemas.openxmlformats.org/wordprocessingml/2006/main" xmlns:m="http://schemas.openxmlformats.org/officeDocument/2006/math" xmlns:r="http://schemas.openxmlformats.org/officeDocument/2006/relationships" xmlns:o="urn:schemas-microsoft-com:office:office" xmlns:v="urn:schemas-microsoft-com:vml" xmlns:w10="urn:schemas-microsoft-com:office:word" xmlns:a="http://schemas.openxmlformats.org/drawingml/2006/main" xmlns:pic="http://schemas.openxmlformats.org/drawingml/2006/picture" xmlns:wp="http://schemas.openxmlformats.org/drawingml/2006/wordprocessingDrawing">
   <w:body>
     <w:bookmarkStart w:id="41" w:name="第七讲杂环糖氨基酸与波谱初步"/>
-    <w:p>
-      <w:pPr>
-        <w:spacing w:after="1800" w:before="1200" w:line="276" w:lineRule="auto"/>
-        <w:jc w:val="center"/>
-      </w:pPr>
-    </w:p>
-    <w:p>
-      <w:pPr>
-        <w:spacing w:after="320" w:before="0" w:line="276" w:lineRule="auto"/>
-        <w:jc w:val="center"/>
-      </w:pPr>
-      <w:r>
-        <w:rPr>
-          <w:rFonts w:ascii="Times New Roman" w:hAnsi="Times New Roman" w:eastAsia="SimHei" w:cs="Times New Roman"/>
-          <w:b/>
-          <w:color w:val="17324D"/>
-          <w:sz w:val="64"/>
-        </w:rPr>
-        <w:t>化学竞赛习题册</w:t>
-      </w:r>
-    </w:p>
-    <w:p>
-      <w:pPr>
-        <w:spacing w:after="120" w:before="0" w:line="276" w:lineRule="auto"/>
-        <w:jc w:val="center"/>
-      </w:pPr>
-      <w:r>
-        <w:rPr>
-          <w:rFonts w:ascii="Times New Roman" w:hAnsi="Times New Roman" w:eastAsia="SimHei" w:cs="Times New Roman"/>
-          <w:b w:val="0"/>
-          <w:color w:val="5B6975"/>
-          <w:sz w:val="32"/>
-        </w:rPr>
-        <w:t>有机化学</w:t>
-      </w:r>
-    </w:p>
-    <w:p>
-      <w:pPr>
-        <w:spacing w:after="600" w:before="0" w:line="276" w:lineRule="auto"/>
-        <w:jc w:val="center"/>
-      </w:pPr>
-      <w:r>
-        <w:rPr>
-          <w:rFonts w:ascii="Times New Roman" w:hAnsi="Times New Roman" w:eastAsia="SimHei" w:cs="Times New Roman"/>
-          <w:b/>
-          <w:color w:val="17324D"/>
-          <w:sz w:val="44"/>
-        </w:rPr>
-        <w:t>第七讲</w:t>
-      </w:r>
-      <w:r>
-        <w:rPr>
-          <w:rFonts w:ascii="Times New Roman" w:hAnsi="Times New Roman" w:eastAsia="Times New Roman" w:cs="Times New Roman"/>
-          <w:b/>
-          <w:color w:val="17324D"/>
-          <w:sz w:val="44"/>
-        </w:rPr>
-        <w:t>：</w:t>
-      </w:r>
-      <w:r>
-        <w:rPr>
-          <w:rFonts w:ascii="Times New Roman" w:hAnsi="Times New Roman" w:eastAsia="SimHei" w:cs="Times New Roman"/>
-          <w:b/>
-          <w:color w:val="17324D"/>
-          <w:sz w:val="44"/>
-        </w:rPr>
-        <w:t>杂环</w:t>
-      </w:r>
-      <w:r>
-        <w:rPr>
-          <w:rFonts w:ascii="Times New Roman" w:hAnsi="Times New Roman" w:eastAsia="Times New Roman" w:cs="Times New Roman"/>
-          <w:b/>
-          <w:color w:val="17324D"/>
-          <w:sz w:val="44"/>
-        </w:rPr>
-        <w:t>·</w:t>
-      </w:r>
-      <w:r>
-        <w:rPr>
-          <w:rFonts w:ascii="Times New Roman" w:hAnsi="Times New Roman" w:eastAsia="SimHei" w:cs="Times New Roman"/>
-          <w:b/>
-          <w:color w:val="17324D"/>
-          <w:sz w:val="44"/>
-        </w:rPr>
-        <w:t>糖</w:t>
-      </w:r>
-      <w:r>
-        <w:rPr>
-          <w:rFonts w:ascii="Times New Roman" w:hAnsi="Times New Roman" w:eastAsia="Times New Roman" w:cs="Times New Roman"/>
-          <w:b/>
-          <w:color w:val="17324D"/>
-          <w:sz w:val="44"/>
-        </w:rPr>
-        <w:t>·</w:t>
-      </w:r>
-      <w:r>
-        <w:rPr>
-          <w:rFonts w:ascii="Times New Roman" w:hAnsi="Times New Roman" w:eastAsia="SimHei" w:cs="Times New Roman"/>
-          <w:b/>
-          <w:color w:val="17324D"/>
-          <w:sz w:val="44"/>
-        </w:rPr>
-        <w:t>氨基酸与波谱初步</w:t>
-      </w:r>
-    </w:p>
-    <w:p>
-      <w:pPr>
-        <w:spacing w:after="600" w:before="120" w:line="276" w:lineRule="auto"/>
-        <w:jc w:val="center"/>
-        <w:pBdr>
-          <w:bottom w:val="single" w:sz="8" w:space="4" w:color="4A6577"/>
-        </w:pBdr>
-      </w:pPr>
-    </w:p>
-    <w:p>
-      <w:pPr>
-        <w:spacing w:after="160" w:before="0" w:line="276" w:lineRule="auto"/>
-        <w:jc w:val="center"/>
-      </w:pPr>
-      <w:r>
-        <w:rPr>
-          <w:rFonts w:ascii="Times New Roman" w:hAnsi="Times New Roman" w:eastAsia="FangSong" w:cs="Times New Roman"/>
-          <w:b w:val="0"/>
-          <w:color w:val="5B6975"/>
-          <w:sz w:val="24"/>
-        </w:rPr>
-        <w:t>日期</w:t>
-      </w:r>
-      <w:r>
-        <w:rPr>
-          <w:rFonts w:ascii="Times New Roman" w:hAnsi="Times New Roman" w:eastAsia="Times New Roman" w:cs="Times New Roman"/>
-          <w:b w:val="0"/>
-          <w:color w:val="5B6975"/>
-          <w:sz w:val="24"/>
-        </w:rPr>
-        <w:t>：2026-09-10</w:t>
-      </w:r>
-    </w:p>
-    <w:p>
-      <w:pPr>
-        <w:jc w:val="center"/>
-      </w:pPr>
-      <w:r>
-        <w:rPr>
-          <w:rFonts w:ascii="Times New Roman" w:hAnsi="Times New Roman" w:eastAsia="Times New Roman" w:cs="Times New Roman"/>
-        </w:rPr>
-        <w:br w:type="page"/>
-      </w:r>
-    </w:p>
     <w:p>
       <w:pPr>
         <w:pStyle w:val="Heading1"/>

--- a/06-学生侧材料/讲义/有机化学/杂环糖氨基酸.docx
+++ b/06-学生侧材料/讲义/有机化学/杂环糖氨基酸.docx
@@ -2940,18 +2940,16 @@
     </w:p>
     <w:p>
       <w:pPr>
-        <w:pStyle w:val="SourceCode"/>
+        <w:pStyle w:val="BodyText"/>
       </w:pPr>
       <w:r>
         <w:rPr>
-          <w:rStyle w:val="VerbatimChar"/>
           <w:rFonts w:hint="eastAsia" w:ascii="Times New Roman" w:hAnsi="Times New Roman" w:eastAsia="Times New Roman" w:cs="Times New Roman"/>
         </w:rPr>
         <w:t>E</w:t>
       </w:r>
       <w:r>
         <w:rPr>
-          <w:rStyle w:val="VerbatimChar"/>
           <w:rFonts w:hint="eastAsia" w:ascii="Times New Roman" w:hAnsi="Times New Roman" w:eastAsia="Times New Roman" w:cs="Times New Roman"/>
           <w:vertAlign w:val="superscript"/>
         </w:rPr>
@@ -2959,203 +2957,175 @@
       </w:r>
       <w:r>
         <w:rPr>
-          <w:rStyle w:val="VerbatimChar"/>
           <w:rFonts w:hint="eastAsia" w:ascii="Times New Roman" w:hAnsi="Times New Roman" w:eastAsia="FangSong" w:cs="Times New Roman"/>
         </w:rPr>
         <w:t>进攻</w:t>
       </w:r>
       <w:r>
         <w:rPr>
-          <w:rStyle w:val="VerbatimChar"/>
           <w:rFonts w:hint="eastAsia" w:ascii="Times New Roman" w:hAnsi="Times New Roman" w:eastAsia="Times New Roman" w:cs="Times New Roman"/>
         </w:rPr>
         <w:t>α-</w:t>
       </w:r>
       <w:r>
         <w:rPr>
-          <w:rStyle w:val="VerbatimChar"/>
           <w:rFonts w:hint="eastAsia" w:ascii="Times New Roman" w:hAnsi="Times New Roman" w:eastAsia="FangSong" w:cs="Times New Roman"/>
         </w:rPr>
         <w:t>位</w:t>
       </w:r>
       <w:r>
         <w:rPr>
-          <w:rStyle w:val="VerbatimChar"/>
           <w:rFonts w:ascii="Times New Roman" w:hAnsi="Times New Roman" w:eastAsia="Times New Roman" w:cs="Times New Roman"/>
         </w:rPr>
         <w:t xml:space="preserve"> → </w:t>
       </w:r>
       <w:r>
         <w:rPr>
-          <w:rStyle w:val="VerbatimChar"/>
           <w:rFonts w:hint="eastAsia" w:ascii="Times New Roman" w:hAnsi="Times New Roman" w:eastAsia="FangSong" w:cs="Times New Roman"/>
         </w:rPr>
         <w:t>中间体有</w:t>
       </w:r>
       <w:r>
         <w:rPr>
-          <w:rStyle w:val="VerbatimChar"/>
           <w:rFonts w:hint="eastAsia" w:ascii="Times New Roman" w:hAnsi="Times New Roman" w:eastAsia="Times New Roman" w:cs="Times New Roman"/>
         </w:rPr>
         <w:t>3</w:t>
       </w:r>
       <w:r>
         <w:rPr>
-          <w:rStyle w:val="VerbatimChar"/>
           <w:rFonts w:hint="eastAsia" w:ascii="Times New Roman" w:hAnsi="Times New Roman" w:eastAsia="FangSong" w:cs="Times New Roman"/>
         </w:rPr>
         <w:t>个共振式</w:t>
       </w:r>
       <w:r>
         <w:rPr>
-          <w:rStyle w:val="VerbatimChar"/>
           <w:rFonts w:hint="eastAsia" w:ascii="Times New Roman" w:hAnsi="Times New Roman" w:eastAsia="Times New Roman" w:cs="Times New Roman"/>
         </w:rPr>
         <w:t>（</w:t>
       </w:r>
       <w:r>
         <w:rPr>
-          <w:rStyle w:val="VerbatimChar"/>
           <w:rFonts w:hint="eastAsia" w:ascii="Times New Roman" w:hAnsi="Times New Roman" w:eastAsia="FangSong" w:cs="Times New Roman"/>
         </w:rPr>
         <w:t>稳定</w:t>
       </w:r>
       <w:r>
         <w:rPr>
-          <w:rStyle w:val="VerbatimChar"/>
           <w:rFonts w:hint="eastAsia" w:ascii="Times New Roman" w:hAnsi="Times New Roman" w:eastAsia="Times New Roman" w:cs="Times New Roman"/>
         </w:rPr>
         <w:t>）</w:t>
-      </w:r>
-      <w:r>
-        <w:rPr>
-          <w:rFonts w:ascii="Times New Roman" w:hAnsi="Times New Roman" w:eastAsia="Times New Roman" w:cs="Times New Roman"/>
-        </w:rPr>
-        <w:br/>
-      </w:r>
-      <w:r>
-        <w:rPr>
-          <w:rStyle w:val="VerbatimChar"/>
-          <w:rFonts w:hint="eastAsia" w:ascii="Times New Roman" w:hAnsi="Times New Roman" w:eastAsia="Times New Roman" w:cs="Times New Roman"/>
-        </w:rPr>
-        <w:t>E</w:t>
-      </w:r>
-      <w:r>
-        <w:rPr>
-          <w:rStyle w:val="VerbatimChar"/>
-          <w:rFonts w:hint="eastAsia" w:ascii="Times New Roman" w:hAnsi="Times New Roman" w:eastAsia="Times New Roman" w:cs="Times New Roman"/>
-          <w:vertAlign w:val="superscript"/>
-        </w:rPr>
-        <w:t>+</w:t>
-      </w:r>
-      <w:r>
-        <w:rPr>
-          <w:rStyle w:val="VerbatimChar"/>
-          <w:rFonts w:hint="eastAsia" w:ascii="Times New Roman" w:hAnsi="Times New Roman" w:eastAsia="FangSong" w:cs="Times New Roman"/>
-        </w:rPr>
-        <w:t>进攻</w:t>
-      </w:r>
-      <w:r>
-        <w:rPr>
-          <w:rStyle w:val="VerbatimChar"/>
-          <w:rFonts w:hint="eastAsia" w:ascii="Times New Roman" w:hAnsi="Times New Roman" w:eastAsia="Times New Roman" w:cs="Times New Roman"/>
-        </w:rPr>
-        <w:t>β-</w:t>
-      </w:r>
-      <w:r>
-        <w:rPr>
-          <w:rStyle w:val="VerbatimChar"/>
-          <w:rFonts w:hint="eastAsia" w:ascii="Times New Roman" w:hAnsi="Times New Roman" w:eastAsia="FangSong" w:cs="Times New Roman"/>
-        </w:rPr>
-        <w:t>位</w:t>
-      </w:r>
-      <w:r>
-        <w:rPr>
-          <w:rStyle w:val="VerbatimChar"/>
-          <w:rFonts w:ascii="Times New Roman" w:hAnsi="Times New Roman" w:eastAsia="Times New Roman" w:cs="Times New Roman"/>
-        </w:rPr>
-        <w:t xml:space="preserve"> → </w:t>
-      </w:r>
-      <w:r>
-        <w:rPr>
-          <w:rStyle w:val="VerbatimChar"/>
-          <w:rFonts w:hint="eastAsia" w:ascii="Times New Roman" w:hAnsi="Times New Roman" w:eastAsia="FangSong" w:cs="Times New Roman"/>
-        </w:rPr>
-        <w:t>中间体有</w:t>
-      </w:r>
-      <w:r>
-        <w:rPr>
-          <w:rStyle w:val="VerbatimChar"/>
-          <w:rFonts w:hint="eastAsia" w:ascii="Times New Roman" w:hAnsi="Times New Roman" w:eastAsia="Times New Roman" w:cs="Times New Roman"/>
-        </w:rPr>
-        <w:t>2</w:t>
-      </w:r>
-      <w:r>
-        <w:rPr>
-          <w:rStyle w:val="VerbatimChar"/>
-          <w:rFonts w:hint="eastAsia" w:ascii="Times New Roman" w:hAnsi="Times New Roman" w:eastAsia="FangSong" w:cs="Times New Roman"/>
-        </w:rPr>
-        <w:t>个共振式</w:t>
-      </w:r>
-      <w:r>
-        <w:rPr>
-          <w:rStyle w:val="VerbatimChar"/>
-          <w:rFonts w:hint="eastAsia" w:ascii="Times New Roman" w:hAnsi="Times New Roman" w:eastAsia="Times New Roman" w:cs="Times New Roman"/>
-        </w:rPr>
-        <w:t>（</w:t>
-      </w:r>
-      <w:r>
-        <w:rPr>
-          <w:rStyle w:val="VerbatimChar"/>
-          <w:rFonts w:hint="eastAsia" w:ascii="Times New Roman" w:hAnsi="Times New Roman" w:eastAsia="FangSong" w:cs="Times New Roman"/>
-        </w:rPr>
-        <w:t>较不稳定</w:t>
-      </w:r>
-      <w:r>
-        <w:rPr>
-          <w:rStyle w:val="VerbatimChar"/>
-          <w:rFonts w:hint="eastAsia" w:ascii="Times New Roman" w:hAnsi="Times New Roman" w:eastAsia="Times New Roman" w:cs="Times New Roman"/>
-        </w:rPr>
-        <w:t>）</w:t>
-      </w:r>
-      <w:r>
-        <w:rPr>
-          <w:rFonts w:ascii="Times New Roman" w:hAnsi="Times New Roman" w:eastAsia="Times New Roman" w:cs="Times New Roman"/>
-        </w:rPr>
-        <w:br/>
-      </w:r>
-      <w:r>
-        <w:rPr>
-          <w:rStyle w:val="VerbatimChar"/>
-          <w:rFonts w:ascii="Times New Roman" w:hAnsi="Times New Roman" w:eastAsia="Times New Roman" w:cs="Times New Roman"/>
-        </w:rPr>
-        <w:t xml:space="preserve">→ </w:t>
-      </w:r>
-      <w:r>
-        <w:rPr>
-          <w:rStyle w:val="VerbatimChar"/>
-          <w:rFonts w:hint="eastAsia" w:ascii="Times New Roman" w:hAnsi="Times New Roman" w:eastAsia="FangSong" w:cs="Times New Roman"/>
-        </w:rPr>
-        <w:t>主要产物</w:t>
-      </w:r>
-      <w:r>
-        <w:rPr>
-          <w:rStyle w:val="VerbatimChar"/>
-          <w:rFonts w:hint="eastAsia" w:ascii="Times New Roman" w:hAnsi="Times New Roman" w:eastAsia="Times New Roman" w:cs="Times New Roman"/>
-        </w:rPr>
-        <w:t>：α-</w:t>
-      </w:r>
-      <w:r>
-        <w:rPr>
-          <w:rStyle w:val="VerbatimChar"/>
-          <w:rFonts w:hint="eastAsia" w:ascii="Times New Roman" w:hAnsi="Times New Roman" w:eastAsia="FangSong" w:cs="Times New Roman"/>
-        </w:rPr>
-        <w:t>取代</w:t>
       </w:r>
     </w:p>
     <w:p>
       <w:pPr>
-        <w:pStyle w:val="FirstParagraph"/>
+        <w:pStyle w:val="BodyText"/>
+      </w:pPr>
+      <w:r>
+        <w:rPr>
+          <w:rFonts w:hint="eastAsia" w:ascii="Times New Roman" w:hAnsi="Times New Roman" w:eastAsia="Times New Roman" w:cs="Times New Roman"/>
+        </w:rPr>
+        <w:t>E</w:t>
+      </w:r>
+      <w:r>
+        <w:rPr>
+          <w:rFonts w:hint="eastAsia" w:ascii="Times New Roman" w:hAnsi="Times New Roman" w:eastAsia="Times New Roman" w:cs="Times New Roman"/>
+          <w:vertAlign w:val="superscript"/>
+        </w:rPr>
+        <w:t>+</w:t>
+      </w:r>
+      <w:r>
+        <w:rPr>
+          <w:rFonts w:hint="eastAsia" w:ascii="Times New Roman" w:hAnsi="Times New Roman" w:eastAsia="FangSong" w:cs="Times New Roman"/>
+        </w:rPr>
+        <w:t>进攻</w:t>
+      </w:r>
+      <w:r>
+        <w:rPr>
+          <w:rFonts w:hint="eastAsia" w:ascii="Times New Roman" w:hAnsi="Times New Roman" w:eastAsia="Times New Roman" w:cs="Times New Roman"/>
+        </w:rPr>
+        <w:t>β-</w:t>
+      </w:r>
+      <w:r>
+        <w:rPr>
+          <w:rFonts w:hint="eastAsia" w:ascii="Times New Roman" w:hAnsi="Times New Roman" w:eastAsia="FangSong" w:cs="Times New Roman"/>
+        </w:rPr>
+        <w:t>位</w:t>
+      </w:r>
+      <w:r>
+        <w:rPr>
+          <w:rFonts w:ascii="Times New Roman" w:hAnsi="Times New Roman" w:eastAsia="Times New Roman" w:cs="Times New Roman"/>
+        </w:rPr>
+        <w:t xml:space="preserve"> → </w:t>
+      </w:r>
+      <w:r>
+        <w:rPr>
+          <w:rFonts w:hint="eastAsia" w:ascii="Times New Roman" w:hAnsi="Times New Roman" w:eastAsia="FangSong" w:cs="Times New Roman"/>
+        </w:rPr>
+        <w:t>中间体有</w:t>
+      </w:r>
+      <w:r>
+        <w:rPr>
+          <w:rFonts w:hint="eastAsia" w:ascii="Times New Roman" w:hAnsi="Times New Roman" w:eastAsia="Times New Roman" w:cs="Times New Roman"/>
+        </w:rPr>
+        <w:t>2</w:t>
+      </w:r>
+      <w:r>
+        <w:rPr>
+          <w:rFonts w:hint="eastAsia" w:ascii="Times New Roman" w:hAnsi="Times New Roman" w:eastAsia="FangSong" w:cs="Times New Roman"/>
+        </w:rPr>
+        <w:t>个共振式</w:t>
+      </w:r>
+      <w:r>
+        <w:rPr>
+          <w:rFonts w:hint="eastAsia" w:ascii="Times New Roman" w:hAnsi="Times New Roman" w:eastAsia="Times New Roman" w:cs="Times New Roman"/>
+        </w:rPr>
+        <w:t>（</w:t>
+      </w:r>
+      <w:r>
+        <w:rPr>
+          <w:rFonts w:hint="eastAsia" w:ascii="Times New Roman" w:hAnsi="Times New Roman" w:eastAsia="FangSong" w:cs="Times New Roman"/>
+        </w:rPr>
+        <w:t>较不稳定</w:t>
+      </w:r>
+      <w:r>
+        <w:rPr>
+          <w:rFonts w:hint="eastAsia" w:ascii="Times New Roman" w:hAnsi="Times New Roman" w:eastAsia="Times New Roman" w:cs="Times New Roman"/>
+        </w:rPr>
+        <w:t>）</w:t>
+      </w:r>
+    </w:p>
+    <w:p>
+      <w:pPr>
+        <w:pStyle w:val="BodyText"/>
+      </w:pPr>
+      <w:r>
+        <w:rPr>
+          <w:rFonts w:ascii="Times New Roman" w:hAnsi="Times New Roman" w:eastAsia="Times New Roman" w:cs="Times New Roman"/>
+        </w:rPr>
+        <w:t xml:space="preserve">→ </w:t>
+      </w:r>
+      <w:r>
+        <w:rPr>
+          <w:rFonts w:hint="eastAsia" w:ascii="Times New Roman" w:hAnsi="Times New Roman" w:eastAsia="FangSong" w:cs="Times New Roman"/>
+        </w:rPr>
+        <w:t>主要产物</w:t>
+      </w:r>
+      <w:r>
+        <w:rPr>
+          <w:rFonts w:hint="eastAsia" w:ascii="Times New Roman" w:hAnsi="Times New Roman" w:eastAsia="Times New Roman" w:cs="Times New Roman"/>
+        </w:rPr>
+        <w:t>：α-</w:t>
+      </w:r>
+      <w:r>
+        <w:rPr>
+          <w:rFonts w:hint="eastAsia" w:ascii="Times New Roman" w:hAnsi="Times New Roman" w:eastAsia="FangSong" w:cs="Times New Roman"/>
+        </w:rPr>
+        <w:t>取代</w:t>
+      </w:r>
+    </w:p>
+    <w:p>
+      <w:pPr>
+        <w:pStyle w:val="BodyText"/>
         <w:spacing w:after="80"/>
       </w:pPr>
       <w:r>
@@ -10104,21 +10074,20 @@
         </w:rPr>
         <w:t xml:space="preserve">：</w:t>
       </w:r>
-    </w:p>
-    <w:p>
-      <w:pPr>
-        <w:pStyle w:val="SourceCode"/>
-      </w:pPr>
-      <w:r>
-        <w:rPr>
-          <w:rStyle w:val="VerbatimChar"/>
+      <w:r>
+        <w:rPr>
+          <w:rFonts w:ascii="Times New Roman" w:hAnsi="Times New Roman" w:eastAsia="Times New Roman" w:cs="Times New Roman"/>
+        </w:rPr>
+        <w:t xml:space="preserve"> </w:t>
+      </w:r>
+      <w:r>
+        <w:rPr>
           <w:rFonts w:ascii="Times New Roman" w:hAnsi="Times New Roman" w:eastAsia="Times New Roman" w:cs="Times New Roman"/>
         </w:rPr>
         <w:t>H</w:t>
       </w:r>
       <w:r>
         <w:rPr>
-          <w:rStyle w:val="VerbatimChar"/>
           <w:rFonts w:ascii="Times New Roman" w:hAnsi="Times New Roman" w:eastAsia="Times New Roman" w:cs="Times New Roman"/>
           <w:vertAlign w:val="subscript"/>
         </w:rPr>
@@ -10126,14 +10095,12 @@
       </w:r>
       <w:r>
         <w:rPr>
-          <w:rStyle w:val="VerbatimChar"/>
           <w:rFonts w:ascii="Times New Roman" w:hAnsi="Times New Roman" w:eastAsia="Times New Roman" w:cs="Times New Roman"/>
         </w:rPr>
         <w:t>N-CHR-COOH + H</w:t>
       </w:r>
       <w:r>
         <w:rPr>
-          <w:rStyle w:val="VerbatimChar"/>
           <w:rFonts w:ascii="Times New Roman" w:hAnsi="Times New Roman" w:eastAsia="Times New Roman" w:cs="Times New Roman"/>
           <w:vertAlign w:val="subscript"/>
         </w:rPr>
@@ -10141,14 +10108,12 @@
       </w:r>
       <w:r>
         <w:rPr>
-          <w:rStyle w:val="VerbatimChar"/>
-          <w:rFonts w:ascii="Times New Roman" w:hAnsi="Times New Roman" w:eastAsia="Times New Roman" w:cs="Times New Roman"/>
-        </w:rPr>
-        <w:t>N-CHR'-COOH → H</w:t>
-      </w:r>
-      <w:r>
-        <w:rPr>
-          <w:rStyle w:val="VerbatimChar"/>
+          <w:rFonts w:ascii="Times New Roman" w:hAnsi="Times New Roman" w:eastAsia="Times New Roman" w:cs="Times New Roman"/>
+        </w:rPr>
+        <w:t>N-CHR’-COOH → H</w:t>
+      </w:r>
+      <w:r>
+        <w:rPr>
           <w:rFonts w:ascii="Times New Roman" w:hAnsi="Times New Roman" w:eastAsia="Times New Roman" w:cs="Times New Roman"/>
           <w:vertAlign w:val="subscript"/>
         </w:rPr>
@@ -10156,14 +10121,12 @@
       </w:r>
       <w:r>
         <w:rPr>
-          <w:rStyle w:val="VerbatimChar"/>
-          <w:rFonts w:ascii="Times New Roman" w:hAnsi="Times New Roman" w:eastAsia="Times New Roman" w:cs="Times New Roman"/>
-        </w:rPr>
-        <w:t>N-CHR-CONH-CHR'-COOH + H</w:t>
-      </w:r>
-      <w:r>
-        <w:rPr>
-          <w:rStyle w:val="VerbatimChar"/>
+          <w:rFonts w:ascii="Times New Roman" w:hAnsi="Times New Roman" w:eastAsia="Times New Roman" w:cs="Times New Roman"/>
+        </w:rPr>
+        <w:t>N-CHR-CONH-CHR’-COOH + H</w:t>
+      </w:r>
+      <w:r>
+        <w:rPr>
           <w:rFonts w:ascii="Times New Roman" w:hAnsi="Times New Roman" w:eastAsia="Times New Roman" w:cs="Times New Roman"/>
           <w:vertAlign w:val="subscript"/>
         </w:rPr>
@@ -10171,7 +10134,6 @@
       </w:r>
       <w:r>
         <w:rPr>
-          <w:rStyle w:val="VerbatimChar"/>
           <w:rFonts w:ascii="Times New Roman" w:hAnsi="Times New Roman" w:eastAsia="Times New Roman" w:cs="Times New Roman"/>
         </w:rPr>
         <w:t>O</w:t>
@@ -11695,18 +11657,16 @@
     </w:p>
     <w:p>
       <w:pPr>
-        <w:pStyle w:val="SourceCode"/>
+        <w:pStyle w:val="BodyText"/>
       </w:pPr>
       <w:r>
         <w:rPr>
-          <w:rStyle w:val="VerbatimChar"/>
           <w:rFonts w:ascii="Times New Roman" w:hAnsi="Times New Roman" w:eastAsia="Times New Roman" w:cs="Times New Roman"/>
         </w:rPr>
         <w:t>CH</w:t>
       </w:r>
       <w:r>
         <w:rPr>
-          <w:rStyle w:val="VerbatimChar"/>
           <w:rFonts w:ascii="Times New Roman" w:hAnsi="Times New Roman" w:eastAsia="Times New Roman" w:cs="Times New Roman"/>
           <w:vertAlign w:val="subscript"/>
         </w:rPr>
@@ -11714,14 +11674,12 @@
       </w:r>
       <w:r>
         <w:rPr>
-          <w:rStyle w:val="VerbatimChar"/>
           <w:rFonts w:ascii="Times New Roman" w:hAnsi="Times New Roman" w:eastAsia="Times New Roman" w:cs="Times New Roman"/>
         </w:rPr>
         <w:t>CH</w:t>
       </w:r>
       <w:r>
         <w:rPr>
-          <w:rStyle w:val="VerbatimChar"/>
           <w:rFonts w:ascii="Times New Roman" w:hAnsi="Times New Roman" w:eastAsia="Times New Roman" w:cs="Times New Roman"/>
           <w:vertAlign w:val="subscript"/>
         </w:rPr>
@@ -11729,21 +11687,18 @@
       </w:r>
       <w:r>
         <w:rPr>
-          <w:rStyle w:val="VerbatimChar"/>
           <w:rFonts w:ascii="Times New Roman" w:hAnsi="Times New Roman" w:eastAsia="Times New Roman" w:cs="Times New Roman"/>
         </w:rPr>
         <w:t xml:space="preserve">Br → </w:t>
       </w:r>
       <w:r>
         <w:rPr>
-          <w:rStyle w:val="VerbatimChar"/>
           <w:rFonts w:hint="eastAsia" w:ascii="Times New Roman" w:hAnsi="Times New Roman" w:eastAsia="Times New Roman" w:cs="Times New Roman"/>
         </w:rPr>
         <w:t>CH</w:t>
       </w:r>
       <w:r>
         <w:rPr>
-          <w:rStyle w:val="VerbatimChar"/>
           <w:rFonts w:hint="eastAsia" w:ascii="Times New Roman" w:hAnsi="Times New Roman" w:eastAsia="Times New Roman" w:cs="Times New Roman"/>
           <w:vertAlign w:val="subscript"/>
         </w:rPr>
@@ -11751,49 +11706,42 @@
       </w:r>
       <w:r>
         <w:rPr>
-          <w:rStyle w:val="VerbatimChar"/>
           <w:rFonts w:hint="eastAsia" w:ascii="Times New Roman" w:hAnsi="Times New Roman" w:eastAsia="Times New Roman" w:cs="Times New Roman"/>
         </w:rPr>
         <w:t>(</w:t>
       </w:r>
       <w:r>
         <w:rPr>
-          <w:rStyle w:val="VerbatimChar"/>
           <w:rFonts w:hint="eastAsia" w:ascii="Times New Roman" w:hAnsi="Times New Roman" w:eastAsia="FangSong" w:cs="Times New Roman"/>
         </w:rPr>
         <w:t>三重峰</w:t>
       </w:r>
       <w:r>
         <w:rPr>
-          <w:rStyle w:val="VerbatimChar"/>
           <w:rFonts w:hint="eastAsia" w:ascii="Times New Roman" w:hAnsi="Times New Roman" w:eastAsia="Times New Roman" w:cs="Times New Roman"/>
         </w:rPr>
         <w:t>,</w:t>
       </w:r>
       <w:r>
         <w:rPr>
-          <w:rStyle w:val="VerbatimChar"/>
           <w:rFonts w:ascii="Times New Roman" w:hAnsi="Times New Roman" w:eastAsia="Times New Roman" w:cs="Times New Roman"/>
         </w:rPr>
         <w:t xml:space="preserve"> </w:t>
       </w:r>
       <w:r>
         <w:rPr>
-          <w:rStyle w:val="VerbatimChar"/>
           <w:rFonts w:hint="eastAsia" w:ascii="Times New Roman" w:hAnsi="Times New Roman" w:eastAsia="FangSong" w:cs="Times New Roman"/>
         </w:rPr>
         <w:t>相邻</w:t>
       </w:r>
       <w:r>
         <w:rPr>
-          <w:rStyle w:val="VerbatimChar"/>
           <w:rFonts w:hint="eastAsia" w:ascii="Times New Roman" w:hAnsi="Times New Roman" w:eastAsia="Times New Roman" w:cs="Times New Roman"/>
         </w:rPr>
         <w:t>-CH</w:t>
       </w:r>
       <w:r>
         <w:rPr>
-          <w:rStyle w:val="VerbatimChar"/>
           <w:rFonts w:hint="eastAsia" w:ascii="Times New Roman" w:hAnsi="Times New Roman" w:eastAsia="Times New Roman" w:cs="Times New Roman"/>
           <w:vertAlign w:val="subscript"/>
         </w:rPr>
@@ -11801,56 +11749,48 @@
       </w:r>
       <w:r>
         <w:rPr>
-          <w:rStyle w:val="VerbatimChar"/>
           <w:rFonts w:hint="eastAsia" w:ascii="Times New Roman" w:hAnsi="Times New Roman" w:eastAsia="Times New Roman" w:cs="Times New Roman"/>
         </w:rPr>
         <w:t>-</w:t>
       </w:r>
       <w:r>
         <w:rPr>
-          <w:rStyle w:val="VerbatimChar"/>
           <w:rFonts w:hint="eastAsia" w:ascii="Times New Roman" w:hAnsi="Times New Roman" w:eastAsia="FangSong" w:cs="Times New Roman"/>
         </w:rPr>
         <w:t>有</w:t>
       </w:r>
       <w:r>
         <w:rPr>
-          <w:rStyle w:val="VerbatimChar"/>
           <w:rFonts w:hint="eastAsia" w:ascii="Times New Roman" w:hAnsi="Times New Roman" w:eastAsia="Times New Roman" w:cs="Times New Roman"/>
         </w:rPr>
         <w:t>2</w:t>
       </w:r>
       <w:r>
         <w:rPr>
-          <w:rStyle w:val="VerbatimChar"/>
           <w:rFonts w:hint="eastAsia" w:ascii="Times New Roman" w:hAnsi="Times New Roman" w:eastAsia="FangSong" w:cs="Times New Roman"/>
         </w:rPr>
         <w:t>个</w:t>
       </w:r>
       <w:r>
         <w:rPr>
-          <w:rStyle w:val="VerbatimChar"/>
           <w:rFonts w:hint="eastAsia" w:ascii="Times New Roman" w:hAnsi="Times New Roman" w:eastAsia="Times New Roman" w:cs="Times New Roman"/>
         </w:rPr>
         <w:t>H)</w:t>
       </w:r>
       <w:r>
         <w:rPr>
-          <w:rStyle w:val="VerbatimChar"/>
           <w:rFonts w:ascii="Times New Roman" w:hAnsi="Times New Roman" w:eastAsia="Times New Roman" w:cs="Times New Roman"/>
         </w:rPr>
         <w:t xml:space="preserve"> + </w:t>
       </w:r>
       <w:r>
         <w:rPr>
-          <w:rStyle w:val="VerbatimChar"/>
           <w:rFonts w:hint="eastAsia" w:ascii="Times New Roman" w:hAnsi="Times New Roman" w:eastAsia="Times New Roman" w:cs="Times New Roman"/>
         </w:rPr>
         <w:t>CH</w:t>
       </w:r>
       <w:r>
         <w:rPr>
-          <w:rStyle w:val="VerbatimChar"/>
           <w:rFonts w:hint="eastAsia" w:ascii="Times New Roman" w:hAnsi="Times New Roman" w:eastAsia="Times New Roman" w:cs="Times New Roman"/>
           <w:vertAlign w:val="subscript"/>
         </w:rPr>
@@ -11858,49 +11798,42 @@
       </w:r>
       <w:r>
         <w:rPr>
-          <w:rStyle w:val="VerbatimChar"/>
           <w:rFonts w:hint="eastAsia" w:ascii="Times New Roman" w:hAnsi="Times New Roman" w:eastAsia="Times New Roman" w:cs="Times New Roman"/>
         </w:rPr>
         <w:t>(</w:t>
       </w:r>
       <w:r>
         <w:rPr>
-          <w:rStyle w:val="VerbatimChar"/>
           <w:rFonts w:hint="eastAsia" w:ascii="Times New Roman" w:hAnsi="Times New Roman" w:eastAsia="FangSong" w:cs="Times New Roman"/>
         </w:rPr>
         <w:t>四重峰</w:t>
       </w:r>
       <w:r>
         <w:rPr>
-          <w:rStyle w:val="VerbatimChar"/>
           <w:rFonts w:hint="eastAsia" w:ascii="Times New Roman" w:hAnsi="Times New Roman" w:eastAsia="Times New Roman" w:cs="Times New Roman"/>
         </w:rPr>
         <w:t>,</w:t>
       </w:r>
       <w:r>
         <w:rPr>
-          <w:rStyle w:val="VerbatimChar"/>
           <w:rFonts w:ascii="Times New Roman" w:hAnsi="Times New Roman" w:eastAsia="Times New Roman" w:cs="Times New Roman"/>
         </w:rPr>
         <w:t xml:space="preserve"> </w:t>
       </w:r>
       <w:r>
         <w:rPr>
-          <w:rStyle w:val="VerbatimChar"/>
           <w:rFonts w:hint="eastAsia" w:ascii="Times New Roman" w:hAnsi="Times New Roman" w:eastAsia="FangSong" w:cs="Times New Roman"/>
         </w:rPr>
         <w:t>相邻</w:t>
       </w:r>
       <w:r>
         <w:rPr>
-          <w:rStyle w:val="VerbatimChar"/>
           <w:rFonts w:hint="eastAsia" w:ascii="Times New Roman" w:hAnsi="Times New Roman" w:eastAsia="Times New Roman" w:cs="Times New Roman"/>
         </w:rPr>
         <w:t>-CH</w:t>
       </w:r>
       <w:r>
         <w:rPr>
-          <w:rStyle w:val="VerbatimChar"/>
           <w:rFonts w:hint="eastAsia" w:ascii="Times New Roman" w:hAnsi="Times New Roman" w:eastAsia="Times New Roman" w:cs="Times New Roman"/>
           <w:vertAlign w:val="subscript"/>
         </w:rPr>
@@ -11908,28 +11841,24 @@
       </w:r>
       <w:r>
         <w:rPr>
-          <w:rStyle w:val="VerbatimChar"/>
           <w:rFonts w:hint="eastAsia" w:ascii="Times New Roman" w:hAnsi="Times New Roman" w:eastAsia="FangSong" w:cs="Times New Roman"/>
         </w:rPr>
         <w:t>有</w:t>
       </w:r>
       <w:r>
         <w:rPr>
-          <w:rStyle w:val="VerbatimChar"/>
           <w:rFonts w:hint="eastAsia" w:ascii="Times New Roman" w:hAnsi="Times New Roman" w:eastAsia="Times New Roman" w:cs="Times New Roman"/>
         </w:rPr>
         <w:t>3</w:t>
       </w:r>
       <w:r>
         <w:rPr>
-          <w:rStyle w:val="VerbatimChar"/>
           <w:rFonts w:hint="eastAsia" w:ascii="Times New Roman" w:hAnsi="Times New Roman" w:eastAsia="FangSong" w:cs="Times New Roman"/>
         </w:rPr>
         <w:t>个</w:t>
       </w:r>
       <w:r>
         <w:rPr>
-          <w:rStyle w:val="VerbatimChar"/>
           <w:rFonts w:hint="eastAsia" w:ascii="Times New Roman" w:hAnsi="Times New Roman" w:eastAsia="Times New Roman" w:cs="Times New Roman"/>
         </w:rPr>
         <w:t>H)</w:t>
@@ -11937,7 +11866,7 @@
     </w:p>
     <w:p>
       <w:pPr>
-        <w:pStyle w:val="FirstParagraph"/>
+        <w:pStyle w:val="BodyText"/>
       </w:pPr>
       <w:r>
         <w:rPr>
@@ -23513,7 +23442,7 @@
     <ns0:name ns0:val="Verbatim Char"/>
     <ns0:basedOn ns0:val="BodyTextChar"/>
     <ns0:rPr>
-      <ns0:rFonts ns0:ascii="Times New Roman" ns0:cs="Times New Roman" ns0:eastAsia="FangSong" ns0:hAnsi="Times New Roman"/>
+      <ns0:rFonts ns0:ascii="SimSun" ns0:cs="SimSun" ns0:eastAsia="SimSun" ns0:hAnsi="SimSun"/>
       <ns0:b ns0:val="0"/>
       <ns0:sz ns0:val="20"/>
     </ns0:rPr>
@@ -23567,7 +23496,7 @@
       <w:wordWrap w:val="off"/>
     </w:pPr>
     <ns0:rPr>
-      <w:rFonts ns0:ascii="Times New Roman" ns0:hAnsi="Times New Roman" ns0:eastAsia="FangSong" ns0:cs="Times New Roman"/>
+      <w:rFonts ns0:ascii="SimSun" ns0:hAnsi="SimSun" ns0:eastAsia="SimSun" ns0:cs="SimSun"/>
     </ns0:rPr>
   </w:style>
   <w:style w:type="character" w:customStyle="1" w:styleId="KeywordTok">
